--- a/public/docs/26 Estágio Supervisionado Educação Infantil (162478).docx
+++ b/public/docs/26 Estágio Supervisionado Educação Infantil (162478).docx
@@ -383,13 +383,7 @@
               <w:rPr>
                 <w:rFonts w:ascii="Arial" w:eastAsia="Calibri" w:hAnsi="Arial" w:cs="Arial"/>
               </w:rPr>
-              <w:t xml:space="preserve">Data da </w:t>
-            </w:r>
-            <w:r>
-              <w:rPr>
-                <w:rFonts w:ascii="Arial" w:eastAsia="Calibri" w:hAnsi="Arial" w:cs="Arial"/>
-              </w:rPr>
-              <w:t>elaboração</w:t>
+              <w:t>Data da elaboração</w:t>
             </w:r>
           </w:p>
         </w:tc>
@@ -731,13 +725,19 @@
               <w:rPr>
                 <w:rFonts w:ascii="Arial" w:hAnsi="Arial" w:cs="Arial"/>
               </w:rPr>
-              <w:t xml:space="preserve">Esta disciplina objetiva possibilitar a </w:t>
-            </w:r>
-            <w:r>
-              <w:rPr>
-                <w:rFonts w:ascii="Arial" w:hAnsi="Arial" w:cs="Arial"/>
-              </w:rPr>
-              <w:t>experiência da dinâmica da realidade institucional no espaço de atuação profissional dos futuros professores</w:t>
+              <w:t>Esta disciplin</w:t>
+            </w:r>
+            <w:r>
+              <w:rPr>
+                <w:rFonts w:ascii="Arial" w:hAnsi="Arial" w:cs="Arial"/>
+              </w:rPr>
+              <w:t>ssss</w:t>
+            </w:r>
+            <w:r>
+              <w:rPr>
+                <w:rFonts w:ascii="Arial" w:hAnsi="Arial" w:cs="Arial"/>
+              </w:rPr>
+              <w:t>a objetiva possibilitar a experiência da dinâmica da realidade institucional no espaço de atuação profissional dos futuros professores</w:t>
             </w:r>
           </w:p>
           <w:p>
@@ -813,13 +813,7 @@
               <w:rPr>
                 <w:rFonts w:ascii="Arial" w:hAnsi="Arial" w:cs="Arial"/>
               </w:rPr>
-              <w:t>, como também planejará e ministrará aulas na turma de Educaçã</w:t>
-            </w:r>
-            <w:r>
-              <w:rPr>
-                <w:rFonts w:ascii="Arial" w:hAnsi="Arial" w:cs="Arial"/>
-              </w:rPr>
-              <w:t xml:space="preserve">o Infantil que você observou. </w:t>
+              <w:t xml:space="preserve">, como também planejará e ministrará aulas na turma de Educação Infantil que você observou. </w:t>
             </w:r>
           </w:p>
           <w:p>
@@ -911,7 +905,7 @@
                 <w:sz w:val="22"/>
                 <w:szCs w:val="22"/>
               </w:rPr>
-              <w:t xml:space="preserve">A Educação Infantil constitui a primeira etapa da Educação Básica e é destinada ao desenvolvimento integral da criança em seus aspectos físico, psicológico, </w:t>
+              <w:t>A Educação Infantil constitui a primeira etapa da Educação Básica e é destinada ao desenvolvimento integral da criança em seus aspectos físico, psicológico, intelectual e social, complementando a ação da família e da comunidade. Conforme estabelece a Lei de Diretrizes e Bases da Educação Nacional (LDB – Lei nº 9.394</w:t>
             </w:r>
             <w:r>
               <w:rPr>
@@ -919,7 +913,7 @@
                 <w:sz w:val="22"/>
                 <w:szCs w:val="22"/>
               </w:rPr>
-              <w:t>intelectual e social, complementando a ação da família e da comunidade. Conforme estabelece a Lei de Diretrizes e Bases da Educação Nacional (LDB – Lei nº 9.394</w:t>
+              <w:t xml:space="preserve">, de 20 de dezembro de </w:t>
             </w:r>
             <w:r>
               <w:rPr>
@@ -927,15 +921,16 @@
                 <w:sz w:val="22"/>
                 <w:szCs w:val="22"/>
               </w:rPr>
-              <w:t xml:space="preserve">, de 20 de dezembro de </w:t>
-            </w:r>
-            <w:r>
-              <w:rPr>
+              <w:t xml:space="preserve">1996), essa etapa atende crianças de </w:t>
+            </w:r>
+            <w:r>
+              <w:rPr>
+                <w:rStyle w:val="Strong"/>
                 <w:rFonts w:ascii="Arial" w:hAnsi="Arial" w:cs="Arial"/>
                 <w:sz w:val="22"/>
                 <w:szCs w:val="22"/>
               </w:rPr>
-              <w:t xml:space="preserve">1996), essa etapa atende crianças de </w:t>
+              <w:t>zero a cinco</w:t>
             </w:r>
             <w:r>
               <w:rPr>
@@ -944,32 +939,15 @@
                 <w:sz w:val="22"/>
                 <w:szCs w:val="22"/>
               </w:rPr>
-              <w:t>zero a cinco</w:t>
-            </w:r>
-            <w:r>
-              <w:rPr>
-                <w:rStyle w:val="Strong"/>
+              <w:t xml:space="preserve"> anos de idade</w:t>
+            </w:r>
+            <w:r>
+              <w:rPr>
                 <w:rFonts w:ascii="Arial" w:hAnsi="Arial" w:cs="Arial"/>
                 <w:sz w:val="22"/>
                 <w:szCs w:val="22"/>
               </w:rPr>
-              <w:t xml:space="preserve"> anos de idade</w:t>
-            </w:r>
-            <w:r>
-              <w:rPr>
-                <w:rFonts w:ascii="Arial" w:hAnsi="Arial" w:cs="Arial"/>
-                <w:sz w:val="22"/>
-                <w:szCs w:val="22"/>
-              </w:rPr>
-              <w:t>, sendo or</w:t>
-            </w:r>
-            <w:r>
-              <w:rPr>
-                <w:rFonts w:ascii="Arial" w:hAnsi="Arial" w:cs="Arial"/>
-                <w:sz w:val="22"/>
-                <w:szCs w:val="22"/>
-              </w:rPr>
-              <w:t>ganizada em:</w:t>
+              <w:t>, sendo organizada em:</w:t>
             </w:r>
           </w:p>
           <w:p>
@@ -1186,15 +1164,7 @@
                 <w:sz w:val="22"/>
                 <w:szCs w:val="22"/>
               </w:rPr>
-              <w:t>Nessa etapa, a criança é compreendida como sujeito histórico e de direitos, que aprende e se desenvolve por meio das interaçõe</w:t>
-            </w:r>
-            <w:r>
-              <w:rPr>
-                <w:rFonts w:ascii="Arial" w:hAnsi="Arial" w:cs="Arial"/>
-                <w:sz w:val="22"/>
-                <w:szCs w:val="22"/>
-              </w:rPr>
-              <w:t>s, das brincadeiras, das experiências e da convivência social. Dessa forma, as práticas pedagógicas devem considerar suas necessidades, potencialidades e características do desenvolvimento infantil.</w:t>
+              <w:t>Nessa etapa, a criança é compreendida como sujeito histórico e de direitos, que aprende e se desenvolve por meio das interações, das brincadeiras, das experiências e da convivência social. Dessa forma, as práticas pedagógicas devem considerar suas necessidades, potencialidades e características do desenvolvimento infantil.</w:t>
             </w:r>
           </w:p>
           <w:p>
@@ -1366,15 +1336,7 @@
                 <w:sz w:val="22"/>
                 <w:szCs w:val="22"/>
               </w:rPr>
-              <w:t xml:space="preserve"> devidamente</w:t>
-            </w:r>
-            <w:r>
-              <w:rPr>
-                <w:rFonts w:ascii="Arial" w:hAnsi="Arial" w:cs="Arial"/>
-                <w:sz w:val="22"/>
-                <w:szCs w:val="22"/>
-              </w:rPr>
-              <w:t xml:space="preserve"> regularizadas</w:t>
+              <w:t xml:space="preserve"> devidamente regularizadas</w:t>
             </w:r>
             <w:r>
               <w:rPr>
@@ -1420,15 +1382,7 @@
                 <w:sz w:val="22"/>
                 <w:szCs w:val="22"/>
               </w:rPr>
-              <w:t>É importante que a instituição escolhida esteja legalmente autorizada a ofertar essa etapa de ensino, proporcionando ao estagiário a oportunidade de observar e vivenciar a rotina pedagógica, os processos de desenvolvimento das crianças e a</w:t>
-            </w:r>
-            <w:r>
-              <w:rPr>
-                <w:rFonts w:ascii="Arial" w:hAnsi="Arial" w:cs="Arial"/>
-                <w:sz w:val="22"/>
-                <w:szCs w:val="22"/>
-              </w:rPr>
-              <w:t>s práticas educativas desenvolvidas nesse contexto.</w:t>
+              <w:t>É importante que a instituição escolhida esteja legalmente autorizada a ofertar essa etapa de ensino, proporcionando ao estagiário a oportunidade de observar e vivenciar a rotina pedagógica, os processos de desenvolvimento das crianças e as práticas educativas desenvolvidas nesse contexto.</w:t>
             </w:r>
           </w:p>
           <w:p>
@@ -1631,13 +1585,7 @@
               <w:rPr>
                 <w:rFonts w:ascii="Arial" w:hAnsi="Arial" w:cs="Arial"/>
               </w:rPr>
-              <w:t>está organizada em quatro etapas, nas quais você encontrará todas as informações necessár</w:t>
-            </w:r>
-            <w:r>
-              <w:rPr>
-                <w:rFonts w:ascii="Arial" w:hAnsi="Arial" w:cs="Arial"/>
-              </w:rPr>
-              <w:t xml:space="preserve">ias para a realização do seu </w:t>
+              <w:t xml:space="preserve">está organizada em quatro etapas, nas quais você encontrará todas as informações necessárias para a realização do seu </w:t>
             </w:r>
             <w:r>
               <w:rPr>
@@ -2057,7 +2005,7 @@
                 <w:b/>
                 <w:bCs/>
               </w:rPr>
-              <w:t>[{titulo-secao}]</w:t>
+              <w:t xml:space="preserve">[{titulo-secao}] </w:t>
             </w:r>
             <w:r>
               <w:rPr>
@@ -2065,7 +2013,7 @@
                 <w:b/>
                 <w:bCs/>
               </w:rPr>
-              <w:t xml:space="preserve"> </w:t>
+              <w:t xml:space="preserve">Orientações sobre a Documentação </w:t>
             </w:r>
             <w:r>
               <w:rPr>
@@ -2073,7 +2021,7 @@
                 <w:b/>
                 <w:bCs/>
               </w:rPr>
-              <w:t xml:space="preserve">Orientações sobre a Documentação </w:t>
+              <w:t>d</w:t>
             </w:r>
             <w:r>
               <w:rPr>
@@ -2081,7 +2029,49 @@
                 <w:b/>
                 <w:bCs/>
               </w:rPr>
-              <w:t>d</w:t>
+              <w:t>e Estágio</w:t>
+            </w:r>
+          </w:p>
+          <w:p>
+            <w:pPr>
+              <w:pStyle w:val="NoSpacing"/>
+              <w:widowControl w:val="0"/>
+              <w:spacing w:line="360" w:lineRule="auto"/>
+              <w:jc w:val="both"/>
+              <w:rPr>
+                <w:rFonts w:ascii="Arial" w:hAnsi="Arial" w:cs="Arial"/>
+              </w:rPr>
+            </w:pPr>
+            <w:r>
+              <w:rPr>
+                <w:rFonts w:ascii="Arial" w:hAnsi="Arial" w:cs="Arial"/>
+              </w:rPr>
+              <w:lastRenderedPageBreak/>
+              <w:t xml:space="preserve">Estudante, a primeira etapa desta </w:t>
+            </w:r>
+            <w:r>
+              <w:rPr>
+                <w:rFonts w:ascii="Arial" w:hAnsi="Arial" w:cs="Arial"/>
+              </w:rPr>
+              <w:t>Trilha de Aprendizagem</w:t>
+            </w:r>
+            <w:r>
+              <w:rPr>
+                <w:rFonts w:ascii="Arial" w:hAnsi="Arial" w:cs="Arial"/>
+              </w:rPr>
+              <w:t xml:space="preserve"> é destinada </w:t>
+            </w:r>
+            <w:r>
+              <w:rPr>
+                <w:rFonts w:ascii="Arial" w:hAnsi="Arial" w:cs="Arial"/>
+              </w:rPr>
+              <w:t>à</w:t>
+            </w:r>
+            <w:r>
+              <w:rPr>
+                <w:rFonts w:ascii="Arial" w:hAnsi="Arial" w:cs="Arial"/>
+              </w:rPr>
+              <w:t xml:space="preserve">s orientações sobre a </w:t>
             </w:r>
             <w:r>
               <w:rPr>
@@ -2089,49 +2079,7 @@
                 <w:b/>
                 <w:bCs/>
               </w:rPr>
-              <w:t>e Estágio</w:t>
-            </w:r>
-          </w:p>
-          <w:p>
-            <w:pPr>
-              <w:pStyle w:val="NoSpacing"/>
-              <w:widowControl w:val="0"/>
-              <w:spacing w:line="360" w:lineRule="auto"/>
-              <w:jc w:val="both"/>
-              <w:rPr>
-                <w:rFonts w:ascii="Arial" w:hAnsi="Arial" w:cs="Arial"/>
-              </w:rPr>
-            </w:pPr>
-            <w:r>
-              <w:rPr>
-                <w:rFonts w:ascii="Arial" w:hAnsi="Arial" w:cs="Arial"/>
-              </w:rPr>
-              <w:lastRenderedPageBreak/>
-              <w:t xml:space="preserve">Estudante, a primeira etapa desta </w:t>
-            </w:r>
-            <w:r>
-              <w:rPr>
-                <w:rFonts w:ascii="Arial" w:hAnsi="Arial" w:cs="Arial"/>
-              </w:rPr>
-              <w:t>Trilha de Aprendizagem</w:t>
-            </w:r>
-            <w:r>
-              <w:rPr>
-                <w:rFonts w:ascii="Arial" w:hAnsi="Arial" w:cs="Arial"/>
-              </w:rPr>
-              <w:t xml:space="preserve"> é destinada </w:t>
-            </w:r>
-            <w:r>
-              <w:rPr>
-                <w:rFonts w:ascii="Arial" w:hAnsi="Arial" w:cs="Arial"/>
-              </w:rPr>
-              <w:t>à</w:t>
-            </w:r>
-            <w:r>
-              <w:rPr>
-                <w:rFonts w:ascii="Arial" w:hAnsi="Arial" w:cs="Arial"/>
-              </w:rPr>
-              <w:t xml:space="preserve">s orientações sobre a </w:t>
+              <w:t xml:space="preserve">Documentação de </w:t>
             </w:r>
             <w:r>
               <w:rPr>
@@ -2139,14 +2087,6 @@
                 <w:b/>
                 <w:bCs/>
               </w:rPr>
-              <w:t xml:space="preserve">Documentação de </w:t>
-            </w:r>
-            <w:r>
-              <w:rPr>
-                <w:rFonts w:ascii="Arial" w:hAnsi="Arial" w:cs="Arial"/>
-                <w:b/>
-                <w:bCs/>
-              </w:rPr>
               <w:t>Estágio</w:t>
             </w:r>
             <w:r>
@@ -2193,13 +2133,7 @@
               <w:rPr>
                 <w:rFonts w:ascii="Arial" w:hAnsi="Arial" w:cs="Arial"/>
               </w:rPr>
-              <w:t>, o primeiro passo é</w:t>
-            </w:r>
-            <w:r>
-              <w:rPr>
-                <w:rFonts w:ascii="Arial" w:hAnsi="Arial" w:cs="Arial"/>
-              </w:rPr>
-              <w:t xml:space="preserve"> verificar se a escola é conveniada ou não com a </w:t>
+              <w:t xml:space="preserve">, o primeiro passo é verificar se a escola é conveniada ou não com a </w:t>
             </w:r>
             <w:r>
               <w:rPr>
@@ -2211,13 +2145,7 @@
               <w:rPr>
                 <w:rFonts w:ascii="Arial" w:hAnsi="Arial" w:cs="Arial"/>
               </w:rPr>
-              <w:t>. Para isso, verifique em seu AVA quais escolas do seu município já possuem convênio. Saiba mais assistindo ao vídeo que explica a importância do Termo de Convênio, como pesquisar e indicar convêni</w:t>
-            </w:r>
-            <w:r>
-              <w:rPr>
-                <w:rFonts w:ascii="Arial" w:hAnsi="Arial" w:cs="Arial"/>
-              </w:rPr>
-              <w:t>os e como incluí-lo no AVA ou Leo App:</w:t>
+              <w:t>. Para isso, verifique em seu AVA quais escolas do seu município já possuem convênio. Saiba mais assistindo ao vídeo que explica a importância do Termo de Convênio, como pesquisar e indicar convênios e como incluí-lo no AVA ou Leo App:</w:t>
             </w:r>
           </w:p>
           <w:p>
@@ -2287,13 +2215,7 @@
               <w:rPr>
                 <w:rFonts w:ascii="Arial" w:hAnsi="Arial" w:cs="Arial"/>
               </w:rPr>
-              <w:t>Se a escola já estiver conveniada, você poderá entrar em contato com a instituição escolhida e entregar os documentos obrigatórios, que explicaremos a seguir. Caso a escola ainda não seja conveniada, será necessário providenciar o Termo de Convênio. Esse d</w:t>
-            </w:r>
-            <w:r>
-              <w:rPr>
-                <w:rFonts w:ascii="Arial" w:hAnsi="Arial" w:cs="Arial"/>
-              </w:rPr>
-              <w:t xml:space="preserve">ocumento deve ser impresso em duas vias: uma ficará na instituição concedente e a outra deverá ser entregue no polo de apoio presencial. Você também poderá enviar o documento preenchido pelo AVA, em: </w:t>
+              <w:t xml:space="preserve">Se a escola já estiver conveniada, você poderá entrar em contato com a instituição escolhida e entregar os documentos obrigatórios, que explicaremos a seguir. Caso a escola ainda não seja conveniada, será necessário providenciar o Termo de Convênio. Esse documento deve ser impresso em duas vias: uma ficará na instituição concedente e a outra deverá ser entregue no polo de apoio presencial. Você também poderá enviar o documento preenchido pelo AVA, em: </w:t>
             </w:r>
             <w:r>
               <w:rPr>
@@ -2317,13 +2239,7 @@
               <w:rPr>
                 <w:rFonts w:ascii="Arial" w:hAnsi="Arial" w:cs="Arial"/>
               </w:rPr>
-              <w:t xml:space="preserve"> Obrigatório &gt; Incluir Convên</w:t>
-            </w:r>
-            <w:r>
-              <w:rPr>
-                <w:rFonts w:ascii="Arial" w:hAnsi="Arial" w:cs="Arial"/>
-              </w:rPr>
-              <w:t>io.</w:t>
+              <w:t xml:space="preserve"> Obrigatório &gt; Incluir Convênio.</w:t>
             </w:r>
           </w:p>
           <w:p>
@@ -3598,13 +3514,7 @@
               <w:rPr>
                 <w:rFonts w:ascii="Arial" w:hAnsi="Arial" w:cs="Arial"/>
               </w:rPr>
-              <w:t> – este vídeo mostra apenas o processo de envi</w:t>
-            </w:r>
-            <w:r>
-              <w:rPr>
-                <w:rFonts w:ascii="Arial" w:hAnsi="Arial" w:cs="Arial"/>
-              </w:rPr>
-              <w:t xml:space="preserve">o do Termo de Compromisso. Atenção! Para enviá-lo, todos os campos devem estar devidamente preenchidos. Em caso de dúvidas, assista novamente ao vídeo anterior: </w:t>
+              <w:t xml:space="preserve"> – este vídeo mostra apenas o processo de envio do Termo de Compromisso. Atenção! Para enviá-lo, todos os campos devem estar devidamente preenchidos. Em caso de dúvidas, assista novamente ao vídeo anterior: </w:t>
             </w:r>
             <w:r>
               <w:rPr>
@@ -3726,13 +3636,7 @@
               <w:rPr>
                 <w:rFonts w:ascii="Arial" w:hAnsi="Arial" w:cs="Arial"/>
               </w:rPr>
-              <w:t>Ao preencher as datas no seu Termo de Compromisso, procure definir um período maior do que o mínimo necessário para o cumprimento das horas exigidas. Dessa forma, caso ocorra algum imprevisto ou haja demora no processo de</w:t>
-            </w:r>
-            <w:r>
-              <w:rPr>
-                <w:rFonts w:ascii="Arial" w:hAnsi="Arial" w:cs="Arial"/>
-              </w:rPr>
-              <w:t xml:space="preserve"> homologação, você ainda terá tempo suficiente para realizar suas atividades. </w:t>
+              <w:t xml:space="preserve">Ao preencher as datas no seu Termo de Compromisso, procure definir um período maior do que o mínimo necessário para o cumprimento das horas exigidas. Dessa forma, caso ocorra algum imprevisto ou haja demora no processo de homologação, você ainda terá tempo suficiente para realizar suas atividades. </w:t>
             </w:r>
           </w:p>
           <w:p>
@@ -3824,13 +3728,7 @@
               <w:rPr>
                 <w:rFonts w:ascii="Arial" w:hAnsi="Arial" w:cs="Arial"/>
               </w:rPr>
-              <w:t>olocalização</w:t>
-            </w:r>
-            <w:r>
-              <w:rPr>
-                <w:rFonts w:ascii="Arial" w:hAnsi="Arial" w:cs="Arial"/>
-              </w:rPr>
-              <w:t xml:space="preserve">. O supervisor de campo será responsável por acompanhar as atividades desenvolvidas durante o </w:t>
+              <w:t xml:space="preserve">olocalização. O supervisor de campo será responsável por acompanhar as atividades desenvolvidas durante o </w:t>
             </w:r>
             <w:r>
               <w:rPr>
@@ -3870,13 +3768,7 @@
               <w:rPr>
                 <w:rFonts w:ascii="Arial" w:hAnsi="Arial" w:cs="Arial"/>
               </w:rPr>
-              <w:t>Não esqueça de preench</w:t>
-            </w:r>
-            <w:r>
-              <w:rPr>
-                <w:rFonts w:ascii="Arial" w:hAnsi="Arial" w:cs="Arial"/>
-              </w:rPr>
-              <w:t>er o código do I</w:t>
+              <w:t>Não esqueça de preencher o código do I</w:t>
             </w:r>
             <w:r>
               <w:rPr>
@@ -4462,13 +4354,7 @@
                     <w:rPr>
                       <w:rFonts w:ascii="Arial" w:eastAsia="Calibri" w:hAnsi="Arial" w:cs="Arial"/>
                     </w:rPr>
-                    <w:t xml:space="preserve">A Geolocalização é um recurso utilizado para acompanhar e </w:t>
-                  </w:r>
-                  <w:r>
-                    <w:rPr>
-                      <w:rFonts w:ascii="Arial" w:eastAsia="Calibri" w:hAnsi="Arial" w:cs="Arial"/>
-                    </w:rPr>
-                    <w:t xml:space="preserve">registrar suas atividades de </w:t>
+                    <w:t xml:space="preserve">A Geolocalização é um recurso utilizado para acompanhar e registrar suas atividades de </w:t>
                   </w:r>
                   <w:r>
                     <w:rPr>
@@ -4612,13 +4498,7 @@
                     <w:rPr>
                       <w:rFonts w:ascii="Arial" w:eastAsia="Calibri" w:hAnsi="Arial" w:cs="Arial"/>
                     </w:rPr>
-                    <w:t>procediment</w:t>
-                  </w:r>
-                  <w:r>
-                    <w:rPr>
-                      <w:rFonts w:ascii="Arial" w:eastAsia="Calibri" w:hAnsi="Arial" w:cs="Arial"/>
-                    </w:rPr>
-                    <w:t>os, uma seleção de Perguntas Frequentes (FAQ):</w:t>
+                    <w:t>procedimentos, uma seleção de Perguntas Frequentes (FAQ):</w:t>
                   </w:r>
                 </w:p>
                 <w:p>
@@ -4849,13 +4729,7 @@
               <w:rPr>
                 <w:rFonts w:ascii="Arial" w:hAnsi="Arial" w:cs="Arial"/>
               </w:rPr>
-              <w:t>, visualização de materiais e vídeos, organização d</w:t>
-            </w:r>
-            <w:r>
-              <w:rPr>
-                <w:rFonts w:ascii="Arial" w:hAnsi="Arial" w:cs="Arial"/>
-              </w:rPr>
-              <w:t>e documentos, além da elaboração dos trabalhos entregues nesta disciplina.</w:t>
+              <w:t>, visualização de materiais e vídeos, organização de documentos, além da elaboração dos trabalhos entregues nesta disciplina.</w:t>
             </w:r>
           </w:p>
           <w:p>
@@ -4936,13 +4810,7 @@
               <w:rPr>
                 <w:rFonts w:ascii="Arial" w:hAnsi="Arial" w:cs="Arial"/>
               </w:rPr>
-              <w:t>Acompanhe agora o detalhamento da Carga Horária que será realizada presencialmente na e</w:t>
-            </w:r>
-            <w:r>
-              <w:rPr>
-                <w:rFonts w:ascii="Arial" w:hAnsi="Arial" w:cs="Arial"/>
-              </w:rPr>
-              <w:t>scola:</w:t>
+              <w:t>Acompanhe agora o detalhamento da Carga Horária que será realizada presencialmente na escola:</w:t>
             </w:r>
           </w:p>
           <w:p>
@@ -5869,13 +5737,7 @@
               <w:rPr>
                 <w:rFonts w:ascii="Arial" w:hAnsi="Arial" w:cs="Arial"/>
               </w:rPr>
-              <w:t>Cumprir os h</w:t>
-            </w:r>
-            <w:r>
-              <w:rPr>
-                <w:rFonts w:ascii="Arial" w:hAnsi="Arial" w:cs="Arial"/>
-              </w:rPr>
-              <w:t>orários e seguir as orientações da instituição concedente</w:t>
+              <w:t>Cumprir os horários e seguir as orientações da instituição concedente</w:t>
             </w:r>
             <w:r>
               <w:rPr>
@@ -5956,13 +5818,7 @@
               <w:rPr>
                 <w:rFonts w:ascii="Arial" w:hAnsi="Arial" w:cs="Arial"/>
               </w:rPr>
-              <w:t>Não divulgar imagens, víde</w:t>
-            </w:r>
-            <w:r>
-              <w:rPr>
-                <w:rFonts w:ascii="Arial" w:hAnsi="Arial" w:cs="Arial"/>
-              </w:rPr>
-              <w:t>os ou informações da escola sem autorização prévia</w:t>
+              <w:t>Não divulgar imagens, vídeos ou informações da escola sem autorização prévia</w:t>
             </w:r>
             <w:r>
               <w:rPr>
@@ -6062,13 +5918,7 @@
               <w:rPr>
                 <w:rFonts w:ascii="Arial" w:hAnsi="Arial" w:cs="Arial"/>
               </w:rPr>
-              <w:t>Essas condutas são essenciais para garant</w:t>
-            </w:r>
-            <w:r>
-              <w:rPr>
-                <w:rFonts w:ascii="Arial" w:hAnsi="Arial" w:cs="Arial"/>
-              </w:rPr>
-              <w:t xml:space="preserve">ir uma experiência de </w:t>
+              <w:t xml:space="preserve">Essas condutas são essenciais para garantir uma experiência de </w:t>
             </w:r>
             <w:r>
               <w:rPr>
@@ -6688,13 +6538,7 @@
                     <w:rPr>
                       <w:rFonts w:ascii="Arial" w:eastAsia="Calibri" w:hAnsi="Arial" w:cs="Arial"/>
                     </w:rPr>
-                    <w:t xml:space="preserve">(professor da escola). Você deverá cumprir 20 horas nessa atividade. A </w:t>
-                  </w:r>
-                  <w:r>
-                    <w:rPr>
-                      <w:rFonts w:ascii="Arial" w:eastAsia="Calibri" w:hAnsi="Arial" w:cs="Arial"/>
-                    </w:rPr>
-                    <w:t>coparticipação consiste em atuar como auxiliar do supervisor de campo em atividades como planejamento, mediação da aprendizagem, auxílio com as crianças, entre outras ações definidas pelo professor.</w:t>
+                    <w:t>(professor da escola). Você deverá cumprir 20 horas nessa atividade. A coparticipação consiste em atuar como auxiliar do supervisor de campo em atividades como planejamento, mediação da aprendizagem, auxílio com as crianças, entre outras ações definidas pelo professor.</w:t>
                   </w:r>
                 </w:p>
                 <w:p>
@@ -6724,13 +6568,7 @@
                     <w:rPr>
                       <w:rFonts w:ascii="Arial" w:eastAsia="Calibri" w:hAnsi="Arial" w:cs="Arial"/>
                     </w:rPr>
-                    <w:t>Você acompanhará, de forma ativa, as atividades do super</w:t>
-                  </w:r>
-                  <w:r>
-                    <w:rPr>
-                      <w:rFonts w:ascii="Arial" w:eastAsia="Calibri" w:hAnsi="Arial" w:cs="Arial"/>
-                    </w:rPr>
-                    <w:t>visor de campo, estando à disposição para auxiliar nas demandas solicitadas por ele, como: acompanhamento e orientação dos estudantes durante as aulas, monitoria, organização de atividades, entre outras.</w:t>
+                    <w:t>Você acompanhará, de forma ativa, as atividades do supervisor de campo, estando à disposição para auxiliar nas demandas solicitadas por ele, como: acompanhamento e orientação dos estudantes durante as aulas, monitoria, organização de atividades, entre outras.</w:t>
                   </w:r>
                 </w:p>
                 <w:p>
@@ -6759,19 +6597,7 @@
                     <w:rPr>
                       <w:rFonts w:ascii="Arial" w:eastAsia="Calibri" w:hAnsi="Arial" w:cs="Arial"/>
                     </w:rPr>
-                    <w:t>Este será um momento importante para compreender co</w:t>
-                  </w:r>
-                  <w:r>
-                    <w:rPr>
-                      <w:rFonts w:ascii="Arial" w:eastAsia="Calibri" w:hAnsi="Arial" w:cs="Arial"/>
-                    </w:rPr>
-                    <w:t xml:space="preserve">mo o professor regente conduz suas atividades, quais metodologias utiliza no processo de ensino e como ocorre a relação entre professor e estudantes. Além disso, você poderá observar a participação e o envolvimento dos alunos com os conteúdos trabalhados, </w:t>
-                  </w:r>
-                  <w:r>
-                    <w:rPr>
-                      <w:rFonts w:ascii="Arial" w:eastAsia="Calibri" w:hAnsi="Arial" w:cs="Arial"/>
-                    </w:rPr>
-                    <w:t xml:space="preserve">conhecendo mais de perto as dinâmicas do trabalho docente no </w:t>
+                    <w:t xml:space="preserve">Este será um momento importante para compreender como o professor regente conduz suas atividades, quais metodologias utiliza no processo de ensino e como ocorre a relação entre professor e estudantes. Além disso, você poderá observar a participação e o envolvimento dos alunos com os conteúdos trabalhados, conhecendo mais de perto as dinâmicas do trabalho docente no </w:t>
                   </w:r>
                   <w:r>
                     <w:rPr>
@@ -6941,13 +6767,7 @@
                     <w:rPr>
                       <w:rFonts w:ascii="Arial" w:eastAsia="Calibri" w:hAnsi="Arial" w:cs="Arial"/>
                     </w:rPr>
-                    <w:t xml:space="preserve"> e atividades docentes. Sendo assim, para dar continuidade, você escolherá uma Área de Concentração do curso de Pedagogia, conforme as Diretr</w:t>
-                  </w:r>
-                  <w:r>
-                    <w:rPr>
-                      <w:rFonts w:ascii="Arial" w:eastAsia="Calibri" w:hAnsi="Arial" w:cs="Arial"/>
-                    </w:rPr>
-                    <w:t xml:space="preserve">izes de </w:t>
+                    <w:t xml:space="preserve"> e atividades docentes. Sendo assim, para dar continuidade, você escolherá uma Área de Concentração do curso de Pedagogia, conforme as Diretrizes de </w:t>
                   </w:r>
                   <w:r>
                     <w:rPr>
@@ -7119,13 +6939,7 @@
                     <w:rPr>
                       <w:rFonts w:ascii="Arial" w:eastAsia="Calibri" w:hAnsi="Arial" w:cs="Arial"/>
                     </w:rPr>
-                    <w:t>. Para aprofundar ainda mais o seu conhecimento</w:t>
-                  </w:r>
-                  <w:r>
-                    <w:rPr>
-                      <w:rFonts w:ascii="Arial" w:eastAsia="Calibri" w:hAnsi="Arial" w:cs="Arial"/>
-                    </w:rPr>
-                    <w:t xml:space="preserve"> referente às </w:t>
+                    <w:t xml:space="preserve">. Para aprofundar ainda mais o seu conhecimento referente às </w:t>
                   </w:r>
                   <w:r>
                     <w:rPr>
@@ -7284,13 +7098,7 @@
                     <w:rPr>
                       <w:rFonts w:ascii="Arial" w:eastAsia="Calibri" w:hAnsi="Arial" w:cs="Arial"/>
                     </w:rPr>
-                    <w:t xml:space="preserve"> e não escolares. Estudos sobre a aplicação de políticas públicas na Educação Básica, no contexto municipal, regional e estadual. Políticas Públicas Educacionais. Estudos sobre desenvolvimento, implementação e avaliação de políticas públicas em educação no</w:t>
-                  </w:r>
-                  <w:r>
-                    <w:rPr>
-                      <w:rFonts w:ascii="Arial" w:eastAsia="Calibri" w:hAnsi="Arial" w:cs="Arial"/>
-                    </w:rPr>
-                    <w:t xml:space="preserve"> que tange ao planejamento e financiamento de projetos e instituições de ensino. Relação escola x comunidade. </w:t>
+                    <w:t xml:space="preserve"> e não escolares. Estudos sobre a aplicação de políticas públicas na Educação Básica, no contexto municipal, regional e estadual. Políticas Públicas Educacionais. Estudos sobre desenvolvimento, implementação e avaliação de políticas públicas em educação no que tange ao planejamento e financiamento de projetos e instituições de ensino. Relação escola x comunidade. </w:t>
                   </w:r>
                 </w:p>
                 <w:p>
@@ -7388,13 +7196,7 @@
                     <w:rPr>
                       <w:rFonts w:ascii="Arial" w:eastAsia="Calibri" w:hAnsi="Arial" w:cs="Arial"/>
                     </w:rPr>
-                    <w:t xml:space="preserve"> a profissão do professor frente às mudanças sociopolíticas, culturais e econômicas. Competências, habilidades e valores inerentes ao perfil do professor da Educação In</w:t>
-                  </w:r>
-                  <w:r>
-                    <w:rPr>
-                      <w:rFonts w:ascii="Arial" w:eastAsia="Calibri" w:hAnsi="Arial" w:cs="Arial"/>
-                    </w:rPr>
-                    <w:t xml:space="preserve">fantil, dos Anos Iniciais do Ensino Fundamental e da Educação de Jovens e Adultos. Processos de formação docente (formação inicial e/ou continuada). Saberes docentes. </w:t>
+                    <w:t xml:space="preserve"> a profissão do professor frente às mudanças sociopolíticas, culturais e econômicas. Competências, habilidades e valores inerentes ao perfil do professor da Educação Infantil, dos Anos Iniciais do Ensino Fundamental e da Educação de Jovens e Adultos. Processos de formação docente (formação inicial e/ou continuada). Saberes docentes. </w:t>
                   </w:r>
                 </w:p>
                 <w:p>
@@ -7468,13 +7270,7 @@
                     <w:rPr>
                       <w:rFonts w:ascii="Arial" w:eastAsia="Calibri" w:hAnsi="Arial" w:cs="Arial"/>
                     </w:rPr>
-                    <w:t>), na Educação Infantil, Anos Iniciais do Ensino Fundamental e Educação de Jovens e Adultos. Propostas curriculares e os Parâmetros Curriculares Nacionais. Dificuldades de ensino e de aprendizagem. Fundamentos para a construção de projetos int</w:t>
-                  </w:r>
-                  <w:r>
-                    <w:rPr>
-                      <w:rFonts w:ascii="Arial" w:eastAsia="Calibri" w:hAnsi="Arial" w:cs="Arial"/>
-                    </w:rPr>
-                    <w:t>erdisciplinares. Práticas educativas. Processos de alfabetização. Novas mídias e educação. Referenciais Curriculares Nacionais para a Educação Infantil.</w:t>
+                    <w:t>), na Educação Infantil, Anos Iniciais do Ensino Fundamental e Educação de Jovens e Adultos. Propostas curriculares e os Parâmetros Curriculares Nacionais. Dificuldades de ensino e de aprendizagem. Fundamentos para a construção de projetos interdisciplinares. Práticas educativas. Processos de alfabetização. Novas mídias e educação. Referenciais Curriculares Nacionais para a Educação Infantil.</w:t>
                   </w:r>
                 </w:p>
                 <w:p>
@@ -7536,19 +7332,7 @@
                     <w:rPr>
                       <w:rFonts w:ascii="Arial" w:eastAsia="Calibri" w:hAnsi="Arial" w:cs="Arial"/>
                     </w:rPr>
-                    <w:t xml:space="preserve">sobre questões sociais, pedagógicas, filosóficas, históricas e </w:t>
-                  </w:r>
-                  <w:r>
-                    <w:rPr>
-                      <w:rFonts w:ascii="Arial" w:eastAsia="Calibri" w:hAnsi="Arial" w:cs="Arial"/>
-                    </w:rPr>
-                    <w:t>culturais inseridas no processo educativo e relacionadas aos educandos que necessitam de recursos educacionais especiais. Práticas inclusivas. Intervenção pedagógica no processo educacional voltado para a educação especial. Inclusão de alunos com deficiênc</w:t>
-                  </w:r>
-                  <w:r>
-                    <w:rPr>
-                      <w:rFonts w:ascii="Arial" w:eastAsia="Calibri" w:hAnsi="Arial" w:cs="Arial"/>
-                    </w:rPr>
-                    <w:t>ia em contextos escolares.</w:t>
+                    <w:t>sobre questões sociais, pedagógicas, filosóficas, históricas e culturais inseridas no processo educativo e relacionadas aos educandos que necessitam de recursos educacionais especiais. Práticas inclusivas. Intervenção pedagógica no processo educacional voltado para a educação especial. Inclusão de alunos com deficiência em contextos escolares.</w:t>
                   </w:r>
                 </w:p>
                 <w:p>
@@ -7577,13 +7361,7 @@
                     <w:rPr>
                       <w:rFonts w:ascii="Arial" w:eastAsia="Calibri" w:hAnsi="Arial" w:cs="Arial"/>
                     </w:rPr>
-                    <w:t>Após selecionada a Área de Concentração, utilize a Biblioteca Virtual, o Portal de Periódicos da Capes, o Google Acadêmico ou outras bases de pesquisa confiáveis para buscar livros e artigos científicos relacionados à área escol</w:t>
-                  </w:r>
-                  <w:r>
-                    <w:rPr>
-                      <w:rFonts w:ascii="Arial" w:eastAsia="Calibri" w:hAnsi="Arial" w:cs="Arial"/>
-                    </w:rPr>
-                    <w:t>hida que você poderá utilizar para elaborar os seus trabalhos nesta disciplina.</w:t>
+                    <w:t>Após selecionada a Área de Concentração, utilize a Biblioteca Virtual, o Portal de Periódicos da Capes, o Google Acadêmico ou outras bases de pesquisa confiáveis para buscar livros e artigos científicos relacionados à área escolhida que você poderá utilizar para elaborar os seus trabalhos nesta disciplina.</w:t>
                   </w:r>
                 </w:p>
               </w:tc>
@@ -7686,13 +7464,7 @@
                     <w:rPr>
                       <w:rFonts w:ascii="Arial" w:eastAsia="Calibri" w:hAnsi="Arial" w:cs="Arial"/>
                     </w:rPr>
-                    <w:t>, é essencial ter conhecimento sobre a Base Nacional Comum Curricular (BNCC). Esse documento tem caráter normativo que define o conjunto orgânico e progressivo de aprendizagens essenciais que todos os estudantes devem desenvolver ao longo das etapas e moda</w:t>
-                  </w:r>
-                  <w:r>
-                    <w:rPr>
-                      <w:rFonts w:ascii="Arial" w:eastAsia="Calibri" w:hAnsi="Arial" w:cs="Arial"/>
-                    </w:rPr>
-                    <w:t>lidades da Educação Básica. Acesse a BNCC e tenha conhecimento desse documento tão importante para a educação brasileira</w:t>
+                    <w:t>, é essencial ter conhecimento sobre a Base Nacional Comum Curricular (BNCC). Esse documento tem caráter normativo que define o conjunto orgânico e progressivo de aprendizagens essenciais que todos os estudantes devem desenvolver ao longo das etapas e modalidades da Educação Básica. Acesse a BNCC e tenha conhecimento desse documento tão importante para a educação brasileira</w:t>
                   </w:r>
                   <w:r>
                     <w:rPr>
@@ -7732,13 +7504,7 @@
                     <w:rPr>
                       <w:rFonts w:ascii="Arial" w:eastAsia="Calibri" w:hAnsi="Arial" w:cs="Arial"/>
                     </w:rPr>
-                    <w:t>Aprofunde seu aprendizado com relação à BNCC assistindo à Cápsula do Conhecimento que preparamo</w:t>
-                  </w:r>
-                  <w:r>
-                    <w:rPr>
-                      <w:rFonts w:ascii="Arial" w:eastAsia="Calibri" w:hAnsi="Arial" w:cs="Arial"/>
-                    </w:rPr>
-                    <w:t>s sobre este assunto:</w:t>
+                    <w:t>Aprofunde seu aprendizado com relação à BNCC assistindo à Cápsula do Conhecimento que preparamos sobre este assunto:</w:t>
                   </w:r>
                 </w:p>
                 <w:p>
@@ -8471,13 +8237,7 @@
                     <w:rPr>
                       <w:rFonts w:ascii="Arial" w:eastAsia="Calibri" w:hAnsi="Arial" w:cs="Arial"/>
                     </w:rPr>
-                    <w:t xml:space="preserve"> é um instrumento utilizado pelos professores para detalhar as ações pretendidas para cada aula, especificando a temática a ser abordada e as atividades que se objetiva realizar de modo a desenvolver as competências e habilidades necessárias para alcançar </w:t>
-                  </w:r>
-                  <w:r>
-                    <w:rPr>
-                      <w:rFonts w:ascii="Arial" w:eastAsia="Calibri" w:hAnsi="Arial" w:cs="Arial"/>
-                    </w:rPr>
-                    <w:t xml:space="preserve">os objetivos de aprendizagem propostos. </w:t>
+                    <w:t xml:space="preserve"> é um instrumento utilizado pelos professores para detalhar as ações pretendidas para cada aula, especificando a temática a ser abordada e as atividades que se objetiva realizar de modo a desenvolver as competências e habilidades necessárias para alcançar os objetivos de aprendizagem propostos. </w:t>
                   </w:r>
                 </w:p>
                 <w:p>
@@ -8517,13 +8277,7 @@
                     <w:rPr>
                       <w:rFonts w:ascii="Arial" w:eastAsia="Calibri" w:hAnsi="Arial" w:cs="Arial"/>
                     </w:rPr>
-                    <w:t xml:space="preserve"> contribui para a organização da prática pedagógica docente, distribuindo os objetos de conhecimento do ano/trimestre, selecionando o que será abordado a cada aula, de modo a facilitar o desenvolvime</w:t>
-                  </w:r>
-                  <w:r>
-                    <w:rPr>
-                      <w:rFonts w:ascii="Arial" w:eastAsia="Calibri" w:hAnsi="Arial" w:cs="Arial"/>
-                    </w:rPr>
-                    <w:t xml:space="preserve">nto dos conteúdos previstos no Projeto Político-Pedagógico </w:t>
+                    <w:t xml:space="preserve"> contribui para a organização da prática pedagógica docente, distribuindo os objetos de conhecimento do ano/trimestre, selecionando o que será abordado a cada aula, de modo a facilitar o desenvolvimento dos conteúdos previstos no Projeto Político-Pedagógico </w:t>
                   </w:r>
                   <w:r>
                     <w:rPr>
@@ -8801,13 +8555,7 @@
                     <w:rPr>
                       <w:rFonts w:ascii="Arial" w:eastAsia="Calibri" w:hAnsi="Arial" w:cs="Arial"/>
                     </w:rPr>
-                    <w:t>Estudante, vivemos tempos que as mudanças ocorrem em ritmo acelerado, o que é novidade hoje, daqui a duas,</w:t>
-                  </w:r>
-                  <w:r>
-                    <w:rPr>
-                      <w:rFonts w:ascii="Arial" w:eastAsia="Calibri" w:hAnsi="Arial" w:cs="Arial"/>
-                    </w:rPr>
-                    <w:t xml:space="preserve"> três semanas deixa de ser, porque surge uma nova atualização. O mundo on-line está em nossas mãos e você pode encontrar materiais riquíssimos para se inspirar e elaborar os seus </w:t>
+                    <w:t xml:space="preserve">Estudante, vivemos tempos que as mudanças ocorrem em ritmo acelerado, o que é novidade hoje, daqui a duas, três semanas deixa de ser, porque surge uma nova atualização. O mundo on-line está em nossas mãos e você pode encontrar materiais riquíssimos para se inspirar e elaborar os seus </w:t>
                   </w:r>
                   <w:r>
                     <w:rPr>
@@ -8819,13 +8567,7 @@
                     <w:rPr>
                       <w:rFonts w:ascii="Arial" w:eastAsia="Calibri" w:hAnsi="Arial" w:cs="Arial"/>
                     </w:rPr>
-                    <w:t>. Destacamos a seguir alguns sites que o ajudarão nesta ativida</w:t>
-                  </w:r>
-                  <w:r>
-                    <w:rPr>
-                      <w:rFonts w:ascii="Arial" w:eastAsia="Calibri" w:hAnsi="Arial" w:cs="Arial"/>
-                    </w:rPr>
-                    <w:t>de:</w:t>
+                    <w:t>. Destacamos a seguir alguns sites que o ajudarão nesta atividade:</w:t>
                   </w:r>
                 </w:p>
                 <w:p>
@@ -8915,13 +8657,7 @@
                     <w:rPr>
                       <w:rFonts w:ascii="Arial" w:eastAsia="Calibri" w:hAnsi="Arial" w:cs="Arial"/>
                     </w:rPr>
-                    <w:t xml:space="preserve">Na página da Khan Academy, você também poderá encontrar materiais e cursos gratuitos, de </w:t>
-                  </w:r>
-                  <w:r>
-                    <w:rPr>
-                      <w:rFonts w:ascii="Arial" w:eastAsia="Calibri" w:hAnsi="Arial" w:cs="Arial"/>
-                    </w:rPr>
-                    <w:t>acordo com a BNCC e que podem servir de inspiração para as suas aulas</w:t>
+                    <w:t>Na página da Khan Academy, você também poderá encontrar materiais e cursos gratuitos, de acordo com a BNCC e que podem servir de inspiração para as suas aulas</w:t>
                   </w:r>
                   <w:r>
                     <w:rPr>
@@ -9133,13 +8869,7 @@
                     <w:rPr>
                       <w:rFonts w:ascii="Arial" w:eastAsia="Calibri" w:hAnsi="Arial" w:cs="Arial"/>
                     </w:rPr>
-                    <w:t xml:space="preserve">Você sabia que plágio é crime? Copiar sem citar o autor ou a fonte configura-se plágio. Acreditamos que você, como nosso estudante, tem potencial para produzir trabalhos </w:t>
-                  </w:r>
-                  <w:r>
-                    <w:rPr>
-                      <w:rFonts w:ascii="Arial" w:eastAsia="Calibri" w:hAnsi="Arial" w:cs="Arial"/>
-                    </w:rPr>
-                    <w:t xml:space="preserve">originais e criativos sem a necessidade de copiar textos que não forem de </w:t>
+                    <w:t xml:space="preserve">Você sabia que plágio é crime? Copiar sem citar o autor ou a fonte configura-se plágio. Acreditamos que você, como nosso estudante, tem potencial para produzir trabalhos originais e criativos sem a necessidade de copiar textos que não forem de </w:t>
                   </w:r>
                   <w:r>
                     <w:rPr>
@@ -9435,13 +9165,7 @@
                     <w:rPr>
                       <w:rFonts w:ascii="Arial" w:eastAsia="Calibri" w:hAnsi="Arial" w:cs="Arial"/>
                     </w:rPr>
-                    <w:t xml:space="preserve">so 3,0 na média final </w:t>
-                  </w:r>
-                  <w:r>
-                    <w:rPr>
-                      <w:rFonts w:ascii="Arial" w:eastAsia="Calibri" w:hAnsi="Arial" w:cs="Arial"/>
-                    </w:rPr>
-                    <w:t>desta disciplina.</w:t>
+                    <w:t>so 3,0 na média final desta disciplina.</w:t>
                   </w:r>
                 </w:p>
                 <w:p>
@@ -9706,13 +9430,7 @@
                     <w:rPr>
                       <w:rFonts w:ascii="Arial" w:eastAsia="Calibri" w:hAnsi="Arial" w:cs="Arial"/>
                     </w:rPr>
-                    <w:t xml:space="preserve">A </w:t>
-                  </w:r>
-                  <w:r>
-                    <w:rPr>
-                      <w:rFonts w:ascii="Arial" w:eastAsia="Calibri" w:hAnsi="Arial" w:cs="Arial"/>
-                    </w:rPr>
-                    <w:t xml:space="preserve">segunda etapa do seu </w:t>
+                    <w:t xml:space="preserve">A segunda etapa do seu </w:t>
                   </w:r>
                   <w:r>
                     <w:rPr>
@@ -9748,13 +9466,7 @@
                     <w:rPr>
                       <w:rFonts w:ascii="Arial" w:eastAsia="Calibri" w:hAnsi="Arial" w:cs="Arial"/>
                     </w:rPr>
-                    <w:t xml:space="preserve"> (professor da escola) avaliará o seu desempenho como estagiário. Esta será a sua segunda not</w:t>
-                  </w:r>
-                  <w:r>
-                    <w:rPr>
-                      <w:rFonts w:ascii="Arial" w:eastAsia="Calibri" w:hAnsi="Arial" w:cs="Arial"/>
-                    </w:rPr>
-                    <w:t xml:space="preserve">a de </w:t>
+                    <w:t xml:space="preserve"> (professor da escola) avaliará o seu desempenho como estagiário. Esta será a sua segunda nota de </w:t>
                   </w:r>
                   <w:r>
                     <w:rPr>
@@ -9843,13 +9555,7 @@
                     <w:rPr>
                       <w:rFonts w:ascii="Arial" w:eastAsia="Calibri" w:hAnsi="Arial" w:cs="Arial"/>
                     </w:rPr>
-                    <w:t xml:space="preserve"> ocorra de forma adequada e sem intercorrências durante o processo. Portanto, é fundamental que o supervisor esteja ciente de suas responsabilidades e concorde com esse acom</w:t>
-                  </w:r>
-                  <w:r>
-                    <w:rPr>
-                      <w:rFonts w:ascii="Arial" w:eastAsia="Calibri" w:hAnsi="Arial" w:cs="Arial"/>
-                    </w:rPr>
-                    <w:t>panhamento desde o início das atividades.</w:t>
+                    <w:t xml:space="preserve"> ocorra de forma adequada e sem intercorrências durante o processo. Portanto, é fundamental que o supervisor esteja ciente de suas responsabilidades e concorde com esse acompanhamento desde o início das atividades.</w:t>
                   </w:r>
                   <w:r>
                     <w:rPr>
@@ -10039,13 +9745,7 @@
                     <w:rPr>
                       <w:rFonts w:ascii="Arial" w:eastAsia="Calibri" w:hAnsi="Arial" w:cs="Arial"/>
                     </w:rPr>
-                    <w:t xml:space="preserve">Baixe o modelo e leia </w:t>
-                  </w:r>
-                  <w:r>
-                    <w:rPr>
-                      <w:rFonts w:ascii="Arial" w:eastAsia="Calibri" w:hAnsi="Arial" w:cs="Arial"/>
-                    </w:rPr>
-                    <w:t>atentamente todas as orientações:</w:t>
+                    <w:t>Baixe o modelo e leia atentamente todas as orientações:</w:t>
                   </w:r>
                 </w:p>
                 <w:p>
@@ -10181,13 +9881,7 @@
               <w:rPr>
                 <w:rFonts w:ascii="Arial" w:hAnsi="Arial" w:cs="Arial"/>
               </w:rPr>
-              <w:t>Estudante, compreendidas as atividades e as entreg</w:t>
-            </w:r>
-            <w:r>
-              <w:rPr>
-                <w:rFonts w:ascii="Arial" w:hAnsi="Arial" w:cs="Arial"/>
-              </w:rPr>
-              <w:t xml:space="preserve">as avaliativas, acompanhe agora o peso de cada etapa que irá compor a média da sua disciplina de </w:t>
+              <w:t xml:space="preserve">Estudante, compreendidas as atividades e as entregas avaliativas, acompanhe agora o peso de cada etapa que irá compor a média da sua disciplina de </w:t>
             </w:r>
             <w:r>
               <w:rPr>
@@ -11116,13 +10810,7 @@
               <w:rPr>
                 <w:rFonts w:ascii="Arial" w:hAnsi="Arial" w:cs="Arial"/>
               </w:rPr>
-              <w:t>Preenchi corretame</w:t>
-            </w:r>
-            <w:r>
-              <w:rPr>
-                <w:rFonts w:ascii="Arial" w:hAnsi="Arial" w:cs="Arial"/>
-              </w:rPr>
-              <w:t>nte o Termo de Compromisso?</w:t>
+              <w:t>Preenchi corretamente o Termo de Compromisso?</w:t>
             </w:r>
           </w:p>
           <w:p>
@@ -11218,13 +10906,7 @@
               <w:rPr>
                 <w:rFonts w:ascii="Arial" w:hAnsi="Arial" w:cs="Arial"/>
               </w:rPr>
-              <w:t xml:space="preserve">Cadastrei </w:t>
-            </w:r>
-            <w:r>
-              <w:rPr>
-                <w:rFonts w:ascii="Arial" w:hAnsi="Arial" w:cs="Arial"/>
-              </w:rPr>
-              <w:t>corretamente os dados do supervisor de campo no AVA?</w:t>
+              <w:t>Cadastrei corretamente os dados do supervisor de campo no AVA?</w:t>
             </w:r>
           </w:p>
           <w:p>
@@ -11704,13 +11386,7 @@
               <w:rPr>
                 <w:rFonts w:ascii="Arial" w:hAnsi="Arial" w:cs="Arial"/>
               </w:rPr>
-              <w:t xml:space="preserve"> conf</w:t>
-            </w:r>
-            <w:r>
-              <w:rPr>
-                <w:rFonts w:ascii="Arial" w:hAnsi="Arial" w:cs="Arial"/>
-              </w:rPr>
-              <w:t>orme o modelo disponibilizado?</w:t>
+              <w:t xml:space="preserve"> conforme o modelo disponibilizado?</w:t>
             </w:r>
           </w:p>
           <w:p>
@@ -11939,13 +11615,7 @@
                     <w:rPr>
                       <w:rFonts w:ascii="Arial" w:eastAsia="Calibri" w:hAnsi="Arial" w:cs="Arial"/>
                     </w:rPr>
-                    <w:t>Estudante, na última aula ao vivo desta disciplina, o professor realizará uma roda de conversa para a socialização das experiê</w:t>
-                  </w:r>
-                  <w:r>
-                    <w:rPr>
-                      <w:rFonts w:ascii="Arial" w:eastAsia="Calibri" w:hAnsi="Arial" w:cs="Arial"/>
-                    </w:rPr>
-                    <w:t xml:space="preserve">ncias e dos trabalhos desenvolvidos durante o </w:t>
+                    <w:t xml:space="preserve">Estudante, na última aula ao vivo desta disciplina, o professor realizará uma roda de conversa para a socialização das experiências e dos trabalhos desenvolvidos durante o </w:t>
                   </w:r>
                   <w:r>
                     <w:rPr>
@@ -12026,13 +11696,7 @@
                     <w:rPr>
                       <w:rFonts w:ascii="Arial" w:eastAsia="Calibri" w:hAnsi="Arial" w:cs="Arial"/>
                     </w:rPr>
-                    <w:t xml:space="preserve">Por isso, organize-se para </w:t>
-                  </w:r>
-                  <w:r>
-                    <w:rPr>
-                      <w:rFonts w:ascii="Arial" w:eastAsia="Calibri" w:hAnsi="Arial" w:cs="Arial"/>
-                    </w:rPr>
-                    <w:t>participar deste encontro e contribuir com es</w:t>
+                    <w:t>Por isso, organize-se para participar deste encontro e contribuir com es</w:t>
                   </w:r>
                   <w:r>
                     <w:rPr>
@@ -12195,13 +11859,7 @@
                     <w:rPr>
                       <w:rFonts w:ascii="Arial" w:eastAsia="Calibri" w:hAnsi="Arial" w:cs="Arial"/>
                     </w:rPr>
-                    <w:t>Fazer a impressão de</w:t>
-                  </w:r>
-                  <w:r>
-                    <w:rPr>
-                      <w:rFonts w:ascii="Arial" w:eastAsia="Calibri" w:hAnsi="Arial" w:cs="Arial"/>
-                    </w:rPr>
-                    <w:t xml:space="preserve"> todos os documentos do </w:t>
+                    <w:t xml:space="preserve">Fazer a impressão de todos os documentos do </w:t>
                   </w:r>
                   <w:r>
                     <w:rPr>
@@ -12341,47 +11999,35 @@
               <w:rPr>
                 <w:rFonts w:ascii="Arial" w:hAnsi="Arial" w:cs="Arial"/>
               </w:rPr>
-              <w:t>D</w:t>
-            </w:r>
-            <w:r>
-              <w:rPr>
-                <w:rFonts w:ascii="Arial" w:hAnsi="Arial" w:cs="Arial"/>
-              </w:rPr>
-              <w:t>esejamos muito sucesso na sua trajetória acadêmica e profissional. Que esta experiência tenha contribuído para ampliar seus conhecimentos, fortalecer sua prática pedagógica e aproximá-lo ainda mais da realidade da docência.</w:t>
-            </w:r>
-          </w:p>
-          <w:p>
-            <w:pPr>
-              <w:pStyle w:val="NoSpacing"/>
-              <w:widowControl w:val="0"/>
-              <w:spacing w:line="360" w:lineRule="auto"/>
-              <w:jc w:val="both"/>
-              <w:rPr>
-                <w:rFonts w:ascii="Arial" w:hAnsi="Arial" w:cs="Arial"/>
-              </w:rPr>
-            </w:pPr>
-          </w:p>
-          <w:p>
-            <w:pPr>
-              <w:pStyle w:val="NoSpacing"/>
-              <w:widowControl w:val="0"/>
-              <w:spacing w:line="360" w:lineRule="auto"/>
-              <w:jc w:val="both"/>
-              <w:rPr>
-                <w:rFonts w:ascii="Arial" w:hAnsi="Arial" w:cs="Arial"/>
-              </w:rPr>
-            </w:pPr>
-            <w:r>
-              <w:rPr>
-                <w:rFonts w:ascii="Arial" w:hAnsi="Arial" w:cs="Arial"/>
-              </w:rPr>
-              <w:t xml:space="preserve">Esperamos que os </w:t>
-            </w:r>
-            <w:r>
-              <w:rPr>
-                <w:rFonts w:ascii="Arial" w:hAnsi="Arial" w:cs="Arial"/>
-              </w:rPr>
-              <w:t>aprendizados construídos ao longo desta caminhada acompanhem você em sua atuação como futuro professor, inspirando uma prática comprometida, ética e transformadora.</w:t>
+              <w:t>Desejamos muito sucesso na sua trajetória acadêmica e profissional. Que esta experiência tenha contribuído para ampliar seus conhecimentos, fortalecer sua prática pedagógica e aproximá-lo ainda mais da realidade da docência.</w:t>
+            </w:r>
+          </w:p>
+          <w:p>
+            <w:pPr>
+              <w:pStyle w:val="NoSpacing"/>
+              <w:widowControl w:val="0"/>
+              <w:spacing w:line="360" w:lineRule="auto"/>
+              <w:jc w:val="both"/>
+              <w:rPr>
+                <w:rFonts w:ascii="Arial" w:hAnsi="Arial" w:cs="Arial"/>
+              </w:rPr>
+            </w:pPr>
+          </w:p>
+          <w:p>
+            <w:pPr>
+              <w:pStyle w:val="NoSpacing"/>
+              <w:widowControl w:val="0"/>
+              <w:spacing w:line="360" w:lineRule="auto"/>
+              <w:jc w:val="both"/>
+              <w:rPr>
+                <w:rFonts w:ascii="Arial" w:hAnsi="Arial" w:cs="Arial"/>
+              </w:rPr>
+            </w:pPr>
+            <w:r>
+              <w:rPr>
+                <w:rFonts w:ascii="Arial" w:hAnsi="Arial" w:cs="Arial"/>
+              </w:rPr>
+              <w:t>Esperamos que os aprendizados construídos ao longo desta caminhada acompanhem você em sua atuação como futuro professor, inspirando uma prática comprometida, ética e transformadora.</w:t>
             </w:r>
           </w:p>
           <w:p>
@@ -12474,14 +12120,7 @@
           <w:rFonts w:ascii="Liberation Serif" w:eastAsia="Segoe UI" w:hAnsi="Liberation Serif" w:cs="Tahoma"/>
           <w:lang w:eastAsia="en-US" w:bidi="en-US"/>
         </w:rPr>
-        <w:t xml:space="preserve">GERADOR </w:t>
-      </w:r>
-      <w:r>
-        <w:rPr>
-          <w:rFonts w:ascii="Liberation Serif" w:eastAsia="Segoe UI" w:hAnsi="Liberation Serif" w:cs="Tahoma"/>
-          <w:lang w:eastAsia="en-US" w:bidi="en-US"/>
-        </w:rPr>
-        <w:t>DE DOCUMENTO TERMO DE CONVÊNIO – 673</w:t>
+        <w:t>GERADOR DE DOCUMENTO TERMO DE CONVÊNIO – 673</w:t>
       </w:r>
     </w:p>
   </w:comment>

--- a/public/docs/26 Estágio Supervisionado Educação Infantil (162478).docx
+++ b/public/docs/26 Estágio Supervisionado Educação Infantil (162478).docx
@@ -3201,12 +3201,7 @@
                   <w:pPr>
                     <w:pStyle w:val="NoSpacing"/>
                     <w:widowControl w:val="0"/>
-                    <w:numPr>
-                      <w:ilvl w:val="0"/>
-                      <w:numId w:val="1"/>
-                    </w:numPr>
-                    <w:spacing w:line="360" w:lineRule="auto"/>
-                    <w:ind w:left="0"/>
+                    <w:spacing w:line="360" w:lineRule="auto"/>
                     <w:jc w:val="both"/>
                     <w:rPr>
                       <w:rFonts w:ascii="Arial" w:hAnsi="Arial" w:cs="Arial"/>

--- a/public/docs/26 Estágio Supervisionado Educação Infantil (162478).docx
+++ b/public/docs/26 Estágio Supervisionado Educação Infantil (162478).docx
@@ -7439,7 +7439,7 @@
                     <w:spacing w:line="360" w:lineRule="auto"/>
                     <w:jc w:val="both"/>
                     <w:rPr>
-                      <w:rFonts w:ascii="Arial" w:hAnsi="Arial" w:cs="Arial"/>
+                      <w:rFonts w:ascii="Arial" w:eastAsia="Calibri" w:hAnsi="Arial" w:cs="Arial"/>
                     </w:rPr>
                   </w:pPr>
                   <w:r>
@@ -7459,7 +7459,35 @@
                     <w:rPr>
                       <w:rFonts w:ascii="Arial" w:eastAsia="Calibri" w:hAnsi="Arial" w:cs="Arial"/>
                     </w:rPr>
-                    <w:t>, é essencial ter conhecimento sobre a Base Nacional Comum Curricular (BNCC). Esse documento tem caráter normativo que define o conjunto orgânico e progressivo de aprendizagens essenciais que todos os estudantes devem desenvolver ao longo das etapas e modalidades da Educação Básica. Acesse a BNCC e tenha conhecimento desse documento tão importante para a educação brasileira</w:t>
+                    <w:t>, é essencial ter conhecimento sobre a Base Nacional Comum Curricular (BNCC). Esse documento tem caráter normativo que define o conjunto orgânico e progressivo de aprendizagens essenciais que todos os estudantes devem desenvolver ao longo das etapas e modalidades da Educação Básica.</w:t>
+                  </w:r>
+                </w:p>
+                <w:p>
+                  <w:pPr>
+                    <w:pStyle w:val="NoSpacing"/>
+                    <w:widowControl w:val="0"/>
+                    <w:spacing w:line="360" w:lineRule="auto"/>
+                    <w:jc w:val="both"/>
+                    <w:rPr>
+                      <w:rFonts w:ascii="Arial" w:eastAsia="Calibri" w:hAnsi="Arial" w:cs="Arial"/>
+                    </w:rPr>
+                  </w:pPr>
+                </w:p>
+                <w:p>
+                  <w:pPr>
+                    <w:pStyle w:val="NoSpacing"/>
+                    <w:widowControl w:val="0"/>
+                    <w:spacing w:line="360" w:lineRule="auto"/>
+                    <w:jc w:val="both"/>
+                    <w:rPr>
+                      <w:rFonts w:ascii="Arial" w:hAnsi="Arial" w:cs="Arial"/>
+                    </w:rPr>
+                  </w:pPr>
+                  <w:r>
+                    <w:rPr>
+                      <w:rFonts w:ascii="Arial" w:eastAsia="Calibri" w:hAnsi="Arial" w:cs="Arial"/>
+                    </w:rPr>
+                    <w:t>Acesse a BNCC e tenha conhecimento desse documento tão importante para a educação brasileira</w:t>
                   </w:r>
                   <w:r>
                     <w:rPr>
@@ -8272,14 +8300,14 @@
                     <w:rPr>
                       <w:rFonts w:ascii="Arial" w:eastAsia="Calibri" w:hAnsi="Arial" w:cs="Arial"/>
                     </w:rPr>
-                    <w:t xml:space="preserve"> contribui para a organização da prática pedagógica docente, distribuindo os objetos de conhecimento do ano/trimestre, selecionando o que será abordado a cada aula, de modo a facilitar o desenvolvimento dos conteúdos previstos no Projeto Político-Pedagógico </w:t>
+                    <w:t xml:space="preserve"> contribui para a organização da prática pedagógica docente, distribuindo os objetos de conhecimento do ano/trimestre, selecionando o que será abordado a cada aula, de </w:t>
                   </w:r>
                   <w:r>
                     <w:rPr>
                       <w:rFonts w:ascii="Arial" w:eastAsia="Calibri" w:hAnsi="Arial" w:cs="Arial"/>
                     </w:rPr>
                     <w:lastRenderedPageBreak/>
-                    <w:t>(PPP) de cada instituição, que segue a proposição orientada pela Base Nacional Comum Curricular (BNCC).</w:t>
+                    <w:t>modo a facilitar o desenvolvimento dos conteúdos previstos no Projeto Político-Pedagógico (PPP) de cada instituição, que segue a proposição orientada pela Base Nacional Comum Curricular (BNCC).</w:t>
                   </w:r>
                 </w:p>
                 <w:p>
@@ -8502,6 +8530,19 @@
               </w:tc>
             </w:tr>
           </w:tbl>
+          <w:p>
+            <w:pPr>
+              <w:pStyle w:val="NoSpacing"/>
+              <w:widowControl w:val="0"/>
+              <w:spacing w:line="360" w:lineRule="auto"/>
+              <w:jc w:val="both"/>
+              <w:rPr>
+                <w:rFonts w:ascii="Arial" w:hAnsi="Arial" w:cs="Arial"/>
+                <w:b/>
+                <w:bCs/>
+              </w:rPr>
+            </w:pPr>
+          </w:p>
           <w:p>
             <w:pPr>
               <w:pStyle w:val="NoSpacing"/>
@@ -8690,6 +8731,34 @@
                   </w:pPr>
                   <w:r>
                     <w:rPr>
+                      <w:rFonts w:ascii="Arial" w:hAnsi="Arial" w:cs="Arial"/>
+                    </w:rPr>
+                    <w:t>ponto</w:t>
+                  </w:r>
+                </w:p>
+                <w:p>
+                  <w:pPr>
+                    <w:pStyle w:val="NoSpacing"/>
+                    <w:widowControl w:val="0"/>
+                    <w:spacing w:line="360" w:lineRule="auto"/>
+                    <w:jc w:val="both"/>
+                    <w:rPr>
+                      <w:rFonts w:ascii="Arial" w:hAnsi="Arial" w:cs="Arial"/>
+                    </w:rPr>
+                  </w:pPr>
+                </w:p>
+                <w:p>
+                  <w:pPr>
+                    <w:pStyle w:val="NoSpacing"/>
+                    <w:widowControl w:val="0"/>
+                    <w:spacing w:line="360" w:lineRule="auto"/>
+                    <w:jc w:val="both"/>
+                    <w:rPr>
+                      <w:rFonts w:ascii="Arial" w:hAnsi="Arial" w:cs="Arial"/>
+                    </w:rPr>
+                  </w:pPr>
+                  <w:r>
+                    <w:rPr>
                       <w:rFonts w:ascii="Arial" w:eastAsia="Calibri" w:hAnsi="Arial" w:cs="Arial"/>
                     </w:rPr>
                     <w:t>No site Porvir, você encontrará muitos conteúdos relacionados à educação e poderá conhecer metodologias voltadas para a elaboração de projetos educacionais</w:t>
@@ -8730,6 +8799,34 @@
                   </w:pPr>
                   <w:r>
                     <w:rPr>
+                      <w:rFonts w:ascii="Arial" w:hAnsi="Arial" w:cs="Arial"/>
+                    </w:rPr>
+                    <w:t>ponto</w:t>
+                  </w:r>
+                </w:p>
+                <w:p>
+                  <w:pPr>
+                    <w:pStyle w:val="NoSpacing"/>
+                    <w:widowControl w:val="0"/>
+                    <w:spacing w:line="360" w:lineRule="auto"/>
+                    <w:jc w:val="both"/>
+                    <w:rPr>
+                      <w:rFonts w:ascii="Arial" w:hAnsi="Arial" w:cs="Arial"/>
+                    </w:rPr>
+                  </w:pPr>
+                </w:p>
+                <w:p>
+                  <w:pPr>
+                    <w:pStyle w:val="NoSpacing"/>
+                    <w:widowControl w:val="0"/>
+                    <w:spacing w:line="360" w:lineRule="auto"/>
+                    <w:jc w:val="both"/>
+                    <w:rPr>
+                      <w:rFonts w:ascii="Arial" w:hAnsi="Arial" w:cs="Arial"/>
+                    </w:rPr>
+                  </w:pPr>
+                  <w:r>
+                    <w:rPr>
                       <w:rFonts w:ascii="Arial" w:eastAsia="Calibri" w:hAnsi="Arial" w:cs="Arial"/>
                     </w:rPr>
                     <w:t xml:space="preserve">A ferramenta chamada Planejador de aulas permite que você busque, salve, compartilhe com colegas e publique o seu trabalho na galeria de </w:t>
@@ -8786,6 +8883,7 @@
                     <w:rPr>
                       <w:rFonts w:ascii="Arial" w:eastAsia="Calibri" w:hAnsi="Arial" w:cs="Arial"/>
                     </w:rPr>
+                    <w:lastRenderedPageBreak/>
                     <w:t>Não se esqueça!</w:t>
                   </w:r>
                   <w:r>
@@ -8864,14 +8962,7 @@
                     <w:rPr>
                       <w:rFonts w:ascii="Arial" w:eastAsia="Calibri" w:hAnsi="Arial" w:cs="Arial"/>
                     </w:rPr>
-                    <w:t xml:space="preserve">Você sabia que plágio é crime? Copiar sem citar o autor ou a fonte configura-se plágio. Acreditamos que você, como nosso estudante, tem potencial para produzir trabalhos originais e criativos sem a necessidade de copiar textos que não forem de </w:t>
-                  </w:r>
-                  <w:r>
-                    <w:rPr>
-                      <w:rFonts w:ascii="Arial" w:eastAsia="Calibri" w:hAnsi="Arial" w:cs="Arial"/>
-                    </w:rPr>
-                    <w:lastRenderedPageBreak/>
-                    <w:t>sua autoria. Aproveite para conferir o e-book elaborado especialmente para orientar você em relação ao que configura como plágio:</w:t>
+                    <w:t>Você sabia que plágio é crime? Copiar sem citar o autor ou a fonte configura-se plágio. Acreditamos que você, como nosso estudante, tem potencial para produzir trabalhos originais e criativos sem a necessidade de copiar textos que não forem de sua autoria. Aproveite para conferir o e-book elaborado especialmente para orientar você em relação ao que configura como plágio:</w:t>
                   </w:r>
                 </w:p>
                 <w:p>
@@ -9550,7 +9641,14 @@
                     <w:rPr>
                       <w:rFonts w:ascii="Arial" w:eastAsia="Calibri" w:hAnsi="Arial" w:cs="Arial"/>
                     </w:rPr>
-                    <w:t xml:space="preserve"> ocorra de forma adequada e sem intercorrências durante o processo. Portanto, é fundamental que o supervisor esteja ciente de suas responsabilidades e concorde com esse acompanhamento desde o início das atividades.</w:t>
+                    <w:t xml:space="preserve"> ocorra de forma adequada </w:t>
+                  </w:r>
+                  <w:r>
+                    <w:rPr>
+                      <w:rFonts w:ascii="Arial" w:eastAsia="Calibri" w:hAnsi="Arial" w:cs="Arial"/>
+                    </w:rPr>
+                    <w:lastRenderedPageBreak/>
+                    <w:t>e sem intercorrências durante o processo. Portanto, é fundamental que o supervisor esteja ciente de suas responsabilidades e concorde com esse acompanhamento desde o início das atividades.</w:t>
                   </w:r>
                   <w:r>
                     <w:rPr>
@@ -9675,7 +9773,6 @@
                     <w:rPr>
                       <w:rFonts w:ascii="Arial" w:eastAsia="Calibri" w:hAnsi="Arial" w:cs="Arial"/>
                     </w:rPr>
-                    <w:lastRenderedPageBreak/>
                     <w:t xml:space="preserve">A terceira e última entrega do seu </w:t>
                   </w:r>
                   <w:r>
@@ -10465,6 +10562,7 @@
                 <w:b/>
                 <w:bCs/>
               </w:rPr>
+              <w:lastRenderedPageBreak/>
               <w:t>PÁGINA</w:t>
             </w:r>
             <w:r>
@@ -10658,14 +10756,7 @@
               <w:rPr>
                 <w:rFonts w:ascii="Arial" w:hAnsi="Arial" w:cs="Arial"/>
               </w:rPr>
-              <w:t xml:space="preserve">e verifique se você cumpriu todas as </w:t>
-            </w:r>
-            <w:r>
-              <w:rPr>
-                <w:rFonts w:ascii="Arial" w:hAnsi="Arial" w:cs="Arial"/>
-              </w:rPr>
-              <w:lastRenderedPageBreak/>
-              <w:t>atividades:</w:t>
+              <w:t>e verifique se você cumpriu todas as atividades:</w:t>
             </w:r>
           </w:p>
           <w:p>
@@ -11515,6 +11606,7 @@
               <w:rPr>
                 <w:rFonts w:ascii="Arial" w:hAnsi="Arial" w:cs="Arial"/>
               </w:rPr>
+              <w:lastRenderedPageBreak/>
               <w:t xml:space="preserve">Você concluiu todas as etapas e atividades previstas para este </w:t>
             </w:r>
             <w:r>

--- a/public/docs/26 Estágio Supervisionado Educação Infantil (162478).docx
+++ b/public/docs/26 Estágio Supervisionado Educação Infantil (162478).docx
@@ -845,14 +845,6 @@
                 <w:sz w:val="22"/>
                 <w:szCs w:val="22"/>
               </w:rPr>
-              <w:t>[{titulo-secao}]</w:t>
-            </w:r>
-            <w:r>
-              <w:rPr>
-                <w:rFonts w:ascii="Arial" w:hAnsi="Arial" w:cs="Arial"/>
-                <w:sz w:val="22"/>
-                <w:szCs w:val="22"/>
-              </w:rPr>
               <w:t>Educação Infantil</w:t>
             </w:r>
             <w:r>
@@ -2005,14 +1997,6 @@
                 <w:b/>
                 <w:bCs/>
               </w:rPr>
-              <w:t xml:space="preserve">[{titulo-secao}] </w:t>
-            </w:r>
-            <w:r>
-              <w:rPr>
-                <w:rFonts w:ascii="Arial" w:hAnsi="Arial" w:cs="Arial"/>
-                <w:b/>
-                <w:bCs/>
-              </w:rPr>
               <w:t xml:space="preserve">Orientações sobre a Documentação </w:t>
             </w:r>
             <w:r>
@@ -4299,14 +4283,6 @@
                       <w:bCs/>
                     </w:rPr>
                   </w:pPr>
-                  <w:r>
-                    <w:rPr>
-                      <w:rFonts w:ascii="Arial" w:eastAsia="Calibri" w:hAnsi="Arial" w:cs="Arial"/>
-                      <w:b/>
-                      <w:bCs/>
-                    </w:rPr>
-                    <w:t>[{outline-colorido}]</w:t>
-                  </w:r>
                   <w:r>
                     <w:rPr>
                       <w:rFonts w:ascii="Arial" w:eastAsia="Calibri" w:hAnsi="Arial" w:cs="Arial"/>
@@ -6012,14 +5988,6 @@
                       <w:b/>
                       <w:bCs/>
                     </w:rPr>
-                    <w:t>[{outline-colorido}]</w:t>
-                  </w:r>
-                  <w:r>
-                    <w:rPr>
-                      <w:rFonts w:ascii="Arial" w:eastAsia="Calibri" w:hAnsi="Arial" w:cs="Arial"/>
-                      <w:b/>
-                      <w:bCs/>
-                    </w:rPr>
                     <w:t xml:space="preserve">Observação </w:t>
                   </w:r>
                   <w:r>
@@ -6656,14 +6624,6 @@
                       <w:b/>
                       <w:bCs/>
                     </w:rPr>
-                    <w:t>[{outline-colorido}]</w:t>
-                  </w:r>
-                  <w:r>
-                    <w:rPr>
-                      <w:rFonts w:ascii="Arial" w:eastAsia="Calibri" w:hAnsi="Arial" w:cs="Arial"/>
-                      <w:b/>
-                      <w:bCs/>
-                    </w:rPr>
                     <w:t xml:space="preserve">Escolha </w:t>
                   </w:r>
                   <w:r>
@@ -7408,14 +7368,6 @@
                       <w:b/>
                       <w:bCs/>
                     </w:rPr>
-                    <w:t>[{outline-colorido}]</w:t>
-                  </w:r>
-                  <w:r>
-                    <w:rPr>
-                      <w:rFonts w:ascii="Arial" w:eastAsia="Calibri" w:hAnsi="Arial" w:cs="Arial"/>
-                      <w:b/>
-                      <w:bCs/>
-                    </w:rPr>
                     <w:t>Você sabe o que é a BNCC?</w:t>
                   </w:r>
                 </w:p>
@@ -7641,14 +7593,6 @@
                       <w:b/>
                       <w:bCs/>
                     </w:rPr>
-                    <w:t>[{outline-colorido}]</w:t>
-                  </w:r>
-                  <w:r>
-                    <w:rPr>
-                      <w:rFonts w:ascii="Arial" w:eastAsia="Calibri" w:hAnsi="Arial" w:cs="Arial"/>
-                      <w:b/>
-                      <w:bCs/>
-                    </w:rPr>
                     <w:t xml:space="preserve">Elaboração </w:t>
                   </w:r>
                   <w:r>
@@ -8585,12 +8529,6 @@
                     <w:rPr>
                       <w:rFonts w:ascii="Arial" w:eastAsia="Calibri" w:hAnsi="Arial" w:cs="Arial"/>
                     </w:rPr>
-                    <w:t>[{outline-colorido}]</w:t>
-                  </w:r>
-                  <w:r>
-                    <w:rPr>
-                      <w:rFonts w:ascii="Arial" w:eastAsia="Calibri" w:hAnsi="Arial" w:cs="Arial"/>
-                    </w:rPr>
                     <w:t xml:space="preserve">Estudante, vivemos tempos que as mudanças ocorrem em ritmo acelerado, o que é novidade hoje, daqui a duas, três semanas deixa de ser, porque surge uma nova atualização. O mundo on-line está em nossas mãos e você pode encontrar materiais riquíssimos para se inspirar e elaborar os seus </w:t>
                   </w:r>
                   <w:r>
@@ -8940,14 +8878,6 @@
                       <w:b/>
                       <w:bCs/>
                     </w:rPr>
-                    <w:t>[{outline-colorido}]</w:t>
-                  </w:r>
-                  <w:r>
-                    <w:rPr>
-                      <w:rFonts w:ascii="Arial" w:eastAsia="Calibri" w:hAnsi="Arial" w:cs="Arial"/>
-                      <w:b/>
-                      <w:bCs/>
-                    </w:rPr>
                     <w:t>A</w:t>
                   </w:r>
                   <w:r>
@@ -9137,14 +9067,6 @@
                       <w:b/>
                       <w:bCs/>
                     </w:rPr>
-                    <w:t>[{outline-colorido}]</w:t>
-                  </w:r>
-                  <w:r>
-                    <w:rPr>
-                      <w:rFonts w:ascii="Arial" w:eastAsia="Calibri" w:hAnsi="Arial" w:cs="Arial"/>
-                      <w:b/>
-                      <w:bCs/>
-                    </w:rPr>
                     <w:t>Etapa 1</w:t>
                   </w:r>
                   <w:r>
@@ -9434,14 +9356,6 @@
                       <w:b/>
                       <w:bCs/>
                     </w:rPr>
-                    <w:t>[{outline-colorido}]</w:t>
-                  </w:r>
-                  <w:r>
-                    <w:rPr>
-                      <w:rFonts w:ascii="Arial" w:eastAsia="Calibri" w:hAnsi="Arial" w:cs="Arial"/>
-                      <w:b/>
-                      <w:bCs/>
-                    </w:rPr>
                     <w:t>Etapa 2</w:t>
                   </w:r>
                   <w:r>
@@ -9699,14 +9613,6 @@
                       <w:bCs/>
                     </w:rPr>
                   </w:pPr>
-                  <w:r>
-                    <w:rPr>
-                      <w:rFonts w:ascii="Arial" w:eastAsia="Calibri" w:hAnsi="Arial" w:cs="Arial"/>
-                      <w:b/>
-                      <w:bCs/>
-                    </w:rPr>
-                    <w:t>[{outline-colorido}]</w:t>
-                  </w:r>
                   <w:r>
                     <w:rPr>
                       <w:rFonts w:ascii="Arial" w:eastAsia="Calibri" w:hAnsi="Arial" w:cs="Arial"/>
@@ -11666,14 +11572,6 @@
                       <w:b/>
                       <w:bCs/>
                     </w:rPr>
-                    <w:t>[{outline-colorido}]</w:t>
-                  </w:r>
-                  <w:r>
-                    <w:rPr>
-                      <w:rFonts w:ascii="Arial" w:eastAsia="Calibri" w:hAnsi="Arial" w:cs="Arial"/>
-                      <w:b/>
-                      <w:bCs/>
-                    </w:rPr>
                     <w:t>Roda de conversa</w:t>
                   </w:r>
                 </w:p>
@@ -11839,14 +11737,6 @@
                       <w:bCs/>
                     </w:rPr>
                   </w:pPr>
-                  <w:r>
-                    <w:rPr>
-                      <w:rFonts w:ascii="Arial" w:eastAsia="Calibri" w:hAnsi="Arial" w:cs="Arial"/>
-                      <w:b/>
-                      <w:bCs/>
-                    </w:rPr>
-                    <w:t>[{outline-colorido}]</w:t>
-                  </w:r>
                   <w:r>
                     <w:rPr>
                       <w:rFonts w:ascii="Arial" w:eastAsia="Calibri" w:hAnsi="Arial" w:cs="Arial"/>
